--- a/docs/workable-items/Status_Summary.docx
+++ b/docs/workable-items/Status_Summary.docx
@@ -140,7 +140,7 @@
         <w:rPr>
           <w:rStyle w:val="VerbatimChar"/>
         </w:rPr>
-        <w:t xml:space="preserve">ATM-NNN</w:t>
+        <w:t xml:space="preserve">TMX-NNN</w:t>
       </w:r>
       <w:r>
         <w:t xml:space="preserve"> </w:t>
@@ -287,7 +287,7 @@
         <w:rPr>
           <w:rStyle w:val="VerbatimChar"/>
         </w:rPr>
-        <w:t xml:space="preserve">./cmd/workable-items/workable-items close ATM-007 --status fixed --evidence /path/to/proof.log</w:t>
+        <w:t xml:space="preserve">./cmd/workable-items/workable-items close TMX-007 --status fixed --evidence /path/to/proof.log</w:t>
       </w:r>
       <w:r>
         <w:t xml:space="preserve">. Audit the whole tracker with</w:t>
@@ -650,7 +650,7 @@
               <w:pStyle w:val="Compact"/>
             </w:pPr>
             <w:r>
-              <w:t xml:space="preserve">§11.4.54 monotonic ATM-NNN</w:t>
+              <w:t xml:space="preserve">§11.4.54 monotonic TMX-NNN</w:t>
             </w:r>
           </w:p>
         </w:tc>
@@ -866,7 +866,7 @@
               <w:pStyle w:val="Compact"/>
             </w:pPr>
             <w:r>
-              <w:t xml:space="preserve">second-sync allocates 0 new ATM-NNN</w:t>
+              <w:t xml:space="preserve">second-sync allocates 0 new TMX-NNN</w:t>
             </w:r>
           </w:p>
         </w:tc>
@@ -926,7 +926,7 @@
         <w:t xml:space="preserve"> </w:t>
       </w:r>
       <w:r>
-        <w:t xml:space="preserve">(ATM-001 = B3 in Issues.md), 44 rows at</w:t>
+        <w:t xml:space="preserve">(TMX-001 = B3 in Issues.md), 44 rows at</w:t>
       </w:r>
       <w:r>
         <w:t xml:space="preserve"> </w:t>
@@ -941,13 +941,13 @@
         <w:t xml:space="preserve"> </w:t>
       </w:r>
       <w:r>
-        <w:t xml:space="preserve">(ATM-002..ATM-045 = A1..A36 Fixed.md). On</w:t>
-      </w:r>
-      <w:r>
-        <w:t xml:space="preserve"> </w:t>
-      </w:r>
-      <w:r>
-        <w:t xml:space="preserve">seed the binary allocated ATM-NNN sequentially in source-order and</w:t>
+        <w:t xml:space="preserve">(TMX-002..TMX-045 = A1..A36 Fixed.md). On</w:t>
+      </w:r>
+      <w:r>
+        <w:t xml:space="preserve"> </w:t>
+      </w:r>
+      <w:r>
+        <w:t xml:space="preserve">seed the binary allocated TMX-NNN sequentially in source-order and</w:t>
       </w:r>
       <w:r>
         <w:t xml:space="preserve"> </w:t>
@@ -1131,7 +1131,7 @@
         <w:t xml:space="preserve"> </w:t>
       </w:r>
       <w:r>
-        <w:t xml:space="preserve">§11.4.54 (ATM-NNN) · §11.4.33 (closure vocab) · §11.4.91 (clarity) ·</w:t>
+        <w:t xml:space="preserve">§11.4.54 (TMX-NNN) · §11.4.33 (closure vocab) · §11.4.91 (clarity) ·</w:t>
       </w:r>
       <w:r>
         <w:t xml:space="preserve"> </w:t>
